--- a/manuscript/Response_to_Editor_Comments.docx
+++ b/manuscript/Response_to_Editor_Comments.docx
@@ -149,7 +149,7 @@
     </w:p>
     <w:p>
       <w:r>
-        <w:t>A new Section 13 (Discussion) has been added between the technology-readiness assessment and the limitations/conclusion, interpreting the results, stating the paper's central asset-dependent architectural conclusion explicitly, and discussing the interaction between the mass, dose, and engineering-feasibility findings rather than leaving each in an isolated results section.</w:t>
+        <w:t>A new Section 13 (Discussion) has been added between the technology-readiness assessment and the limitations/conclusion, interpreting the results, stating the paper’s central asset-dependent architectural conclusion explicitly, and discussing the interaction between the mass, dose, and engineering-feasibility findings rather than leaving each in an isolated results section. In addition, the paper now opens with an executive-summary table (Table 1) that states, for each claim tested, the literature-anchored constraint and the outcome, and Sections 7–11 are framed explicitly as a set of independent consistency tests, each of which can be evaluated — and can fail — without requiring the whole architecture to be redesigned. Three figures accompany the quantitative sections and are regenerated directly from the archived model code.</w:t>
       </w:r>
     </w:p>
     <w:p>
@@ -195,7 +195,7 @@
     </w:p>
     <w:p>
       <w:r>
-        <w:t>This document serves as the response-to-reviewer file. A copy of the manuscript with changes tracked/highlighted and a clean final copy are provided separately, along with updated figure files.</w:t>
+        <w:t>This document serves as the response-to-reviewer file. A copy of the manuscript with changes tracked and a clean final copy are provided separately, together with the three figure files. The figures are produced by a generation script deposited alongside the model code, so each plotted value traces to the same archived calculation that produces the corresponding table.</w:t>
       </w:r>
     </w:p>
     <w:p>
